--- a/output/documents/Marco_teorico_Sistema_EDD_CENIDET.docx
+++ b/output/documents/Marco_teorico_Sistema_EDD_CENIDET.docx
@@ -593,9 +593,9 @@
       </w:r>
     </w:p>
     <w:sectPr>
+      <w:footerReference xmlns:r="http://schemas.openxmlformats.org/officeDocument/2006/relationships" w:type="default" r:id="rId2"/>
       <w:pgSz w:w="12240" w:h="15840"/>
       <w:pgMar w:top="1080" w:right="1080" w:bottom="1080" w:left="1080"/>
-      <w:footerReference xmlns:r="http://schemas.openxmlformats.org/officeDocument/2006/relationships" w:type="default" r:id="rId2"/>
     </w:sectPr>
   </w:body>
 </w:document>
